--- a/public/Shriram_Kulkarni_Resume.docx
+++ b/public/Shriram_Kulkarni_Resume.docx
@@ -31,7 +31,7 @@
           <w:sz w:val="22"/>
           <w:szCs w:val="22"/>
         </w:rPr>
-        <w:t xml:space="preserve">DevOps | Site Reliability Engineering | Cloud Infrastructure &amp; Automation</w:t>
+        <w:t xml:space="preserve">DevOps | Linux Engineering | Cloud Infrastructure &amp; Automation</w:t>
       </w:r>
     </w:p>
     <w:p>
@@ -81,7 +81,7 @@
           <w:sz w:val="21"/>
           <w:szCs w:val="21"/>
         </w:rPr>
-        <w:t xml:space="preserve">DevOps-focused System Engineer with hands-on production experience in network troubleshooting, infrastructure monitoring, incident response, and root cause analysis, gained on Zensar's NOC team supporting the Airbus client account. Complements this with self-driven projects in CI/CD automation, Docker containerization, and AWS cloud deployment. Proficient in Linux administration and shell scripting. Currently expanding skills in Kubernetes, Infrastructure as Code, observability tooling (Prometheus, Grafana), and broader cloud services to move deeper into reliability engineering.</w:t>
+        <w:t xml:space="preserve">DevOps-focused System Engineer with hands-on production experience in network troubleshooting, infrastructure monitoring, incident response, and root cause analysis, gained on Zensar's NOC team supporting the Airbus client account. Complements this with self-driven projects in CI/CD automation, Docker containerization, and AWS cloud deployment. Proficient in Linux administration and shell scripting. Currently expanding skills in Kubernetes, Infrastructure as Code, observability tooling (Prometheus, Grafana), and broader cloud services to move deeper into Linux and DevOps engineering.</w:t>
       </w:r>
     </w:p>
     <w:p>
